--- a/fuentes/CFA_03_12350004_DU.docx
+++ b/fuentes/CFA_03_12350004_DU.docx
@@ -557,9 +557,9 @@
         <w:br w:type="page"/>
       </w:r>
     </w:p>
-    <w:bookmarkStart w:id="0" w:name="_Toc197031159" w:displacedByCustomXml="next"/>
+    <w:bookmarkStart w:id="0" w:name="_Toc201749436" w:displacedByCustomXml="next"/>
     <w:bookmarkStart w:id="1" w:name="_Toc197406375" w:displacedByCustomXml="next"/>
-    <w:bookmarkStart w:id="2" w:name="_Toc201749436" w:displacedByCustomXml="next"/>
+    <w:bookmarkStart w:id="2" w:name="_Toc197031159" w:displacedByCustomXml="next"/>
     <w:sdt>
       <w:sdtPr>
         <w:rPr>
@@ -1244,7 +1244,7 @@
                 <w:noProof/>
                 <w:webHidden/>
               </w:rPr>
-              <w:t>32</w:t>
+              <w:t>31</w:t>
             </w:r>
             <w:r>
               <w:rPr>
@@ -1314,7 +1314,7 @@
                 <w:noProof/>
                 <w:webHidden/>
               </w:rPr>
-              <w:t>33</w:t>
+              <w:t>32</w:t>
             </w:r>
             <w:r>
               <w:rPr>
@@ -1384,7 +1384,7 @@
                 <w:noProof/>
                 <w:webHidden/>
               </w:rPr>
-              <w:t>34</w:t>
+              <w:t>33</w:t>
             </w:r>
             <w:r>
               <w:rPr>
@@ -1601,19 +1601,9 @@
             <w:b/>
             <w:color w:val="002060"/>
           </w:rPr>
-          <w:t xml:space="preserve">Enlace de reproducción del </w:t>
-        </w:r>
-        <w:proofErr w:type="spellStart"/>
-        <w:r>
-          <w:rPr>
-            <w:rStyle w:val="Hipervnculo"/>
-            <w:b/>
-            <w:color w:val="002060"/>
-          </w:rPr>
-          <w:t>video</w:t>
+          <w:t>Enlace de reproducción del video</w:t>
         </w:r>
       </w:hyperlink>
-      <w:proofErr w:type="spellEnd"/>
     </w:p>
     <w:p>
       <w:pPr>
@@ -2203,6 +2193,9 @@
       <w:r>
         <w:t>Una de sus aplicaciones más relevantes es el análisis de indicadores financieros, también conocidos como razones financieras. Estos indicadores permiten medir aspectos fundamentales como la rentabilidad, la liquidez, el nivel de endeudamiento, la eficiencia operativa y el valor creado por la empresa. Con funciones adecuadas y el uso de fórmulas simples o complejas, Excel permite calcular y visualizar estos indicadores de manera clara, dinámica y actualizable</w:t>
       </w:r>
+      <w:r>
+        <w:t>.</w:t>
+      </w:r>
     </w:p>
     <w:p>
       <w:r>
@@ -2228,7 +2221,13 @@
     </w:p>
     <w:p>
       <w:r>
-        <w:t>Por lo anterior hay que tener presente los siguientes dos aspectos:</w:t>
+        <w:t xml:space="preserve">Por lo anterior hay que tener presente los siguientes </w:t>
+      </w:r>
+      <w:r>
+        <w:t>tres</w:t>
+      </w:r>
+      <w:r>
+        <w:t xml:space="preserve"> aspectos:</w:t>
       </w:r>
     </w:p>
     <w:p>
@@ -3900,7 +3899,23 @@
             <w:b/>
             <w:color w:val="002060"/>
           </w:rPr>
-          <w:t>Enlace de reproducción del video</w:t>
+          <w:t>Enlace de reproduc</w:t>
+        </w:r>
+        <w:r>
+          <w:rPr>
+            <w:rStyle w:val="Hipervnculo"/>
+            <w:b/>
+            <w:color w:val="002060"/>
+          </w:rPr>
+          <w:t>c</w:t>
+        </w:r>
+        <w:r>
+          <w:rPr>
+            <w:rStyle w:val="Hipervnculo"/>
+            <w:b/>
+            <w:color w:val="002060"/>
+          </w:rPr>
+          <w:t>ión del video</w:t>
         </w:r>
       </w:hyperlink>
     </w:p>
@@ -3992,7 +4007,7 @@
               <w:t>2023 y 2024</w:t>
             </w:r>
             <w:r>
-              <w:t xml:space="preserve">. </w:t>
+              <w:t>.</w:t>
             </w:r>
           </w:p>
           <w:p>
@@ -4110,7 +4125,33 @@
               <w:t>, entonces vamos a hacer la división</w:t>
             </w:r>
             <w:r>
-              <w:t xml:space="preserve">, entonces hacemos la operación la celda B12 dividido en la celda B39 y nos 1.04, como tenemos </w:t>
+              <w:t>, entonces hacemos la operación la celda B12 dividido en</w:t>
+            </w:r>
+            <w:r>
+              <w:t xml:space="preserve"> el valor del pasivo corriente, </w:t>
+            </w:r>
+            <w:r>
+              <w:t xml:space="preserve">que lo encontramos </w:t>
+            </w:r>
+            <w:r>
+              <w:t>en</w:t>
+            </w:r>
+            <w:r>
+              <w:t xml:space="preserve"> la celda B39 y </w:t>
+            </w:r>
+            <w:r>
+              <w:t xml:space="preserve">le damos </w:t>
+            </w:r>
+            <w:proofErr w:type="spellStart"/>
+            <w:r>
+              <w:t>enter</w:t>
+            </w:r>
+            <w:proofErr w:type="spellEnd"/>
+            <w:r>
+              <w:t xml:space="preserve"> y </w:t>
+            </w:r>
+            <w:r>
+              <w:t xml:space="preserve">nos 1.04, como tenemos </w:t>
             </w:r>
             <w:r>
               <w:t xml:space="preserve">la información del año 2024 </w:t>
@@ -4131,10 +4172,25 @@
               <w:t xml:space="preserve"> </w:t>
             </w:r>
             <w:r>
-              <w:t xml:space="preserve">la pegamos en la celda C3, entonces lo que hicimos en la celda B3 lo hacemos en la celda B4 y </w:t>
+              <w:t xml:space="preserve">la pegamos en la celda </w:t>
+            </w:r>
+            <w:r>
+              <w:t>B</w:t>
+            </w:r>
+            <w:r>
+              <w:t>3, entonces lo que hicimos en la celda B3 lo hacemos en la celda B</w:t>
+            </w:r>
+            <w:r>
+              <w:t>3</w:t>
+            </w:r>
+            <w:r>
+              <w:t xml:space="preserve"> y </w:t>
             </w:r>
             <w:r>
               <w:t>nos da 1.09</w:t>
+            </w:r>
+            <w:r>
+              <w:t>.</w:t>
             </w:r>
           </w:p>
           <w:p>
@@ -4163,7 +4219,17 @@
               <w:t xml:space="preserve">a la liquidez de la empresa porque tiene los recursos suficientes </w:t>
             </w:r>
             <w:r>
-              <w:t xml:space="preserve">en el activo corriente para cubrir sus activos de corto plazo </w:t>
+              <w:t xml:space="preserve">en el activo corriente para cubrir sus </w:t>
+            </w:r>
+            <w:r>
+              <w:t xml:space="preserve">pasivos </w:t>
+            </w:r>
+            <w:r>
+              <w:t xml:space="preserve">de corto </w:t>
+            </w:r>
+            <w:r>
+              <w:lastRenderedPageBreak/>
+              <w:t xml:space="preserve">plazo </w:t>
             </w:r>
             <w:r>
               <w:t>y muestra la tendencia tanto en el año 2023 como en el año 2024</w:t>
@@ -4185,8 +4251,12 @@
       <w:pPr>
         <w:pStyle w:val="Ttulo8"/>
       </w:pPr>
-      <w:r>
-        <w:lastRenderedPageBreak/>
+    </w:p>
+    <w:p>
+      <w:pPr>
+        <w:pStyle w:val="Ttulo8"/>
+      </w:pPr>
+      <w:r>
         <w:t>Indicador de endeudamiento – Endeudamiento externo</w:t>
       </w:r>
     </w:p>
@@ -4484,7 +4554,13 @@
               <w:t>s del año</w:t>
             </w:r>
             <w:r>
-              <w:t xml:space="preserve"> 2023 está ubicado en la celda B46 que son 139 millones seiscientos ochenta y nueve mil pesos y ese valor </w:t>
+              <w:t xml:space="preserve"> 2023 está ubicado en la celda B46 que son 13</w:t>
+            </w:r>
+            <w:r>
+              <w:t xml:space="preserve">1.689.000 </w:t>
+            </w:r>
+            <w:r>
+              <w:t xml:space="preserve">pesos y ese valor </w:t>
             </w:r>
             <w:r>
               <w:t xml:space="preserve">entonces </w:t>
@@ -4499,14 +4575,14 @@
               <w:t xml:space="preserve">, vamos otra vez a buscar el total del activo de la empresa </w:t>
             </w:r>
             <w:r>
-              <w:t xml:space="preserve">que está ubicado en la celda B26 que es </w:t>
+              <w:t xml:space="preserve">que está ubicado en la celda B26 que es equivalente </w:t>
+            </w:r>
+            <w:r>
+              <w:t xml:space="preserve">a cuatrocientos </w:t>
             </w:r>
             <w:r>
               <w:lastRenderedPageBreak/>
-              <w:t xml:space="preserve">equivalente </w:t>
-            </w:r>
-            <w:r>
-              <w:t>a cuatrocientos treinta y un millones de pesos quinientos noventa mil</w:t>
+              <w:t>treinta y un millones de pesos quinientos noventa mil</w:t>
             </w:r>
             <w:r>
               <w:t xml:space="preserve">, entonces le damos </w:t>
@@ -4887,7 +4963,16 @@
               <w:spacing w:before="160" w:after="120" w:line="360" w:lineRule="auto"/>
             </w:pPr>
             <w:r>
-              <w:t>Entonces como tenemos solamente la información del año 2023 y 2024</w:t>
+              <w:t xml:space="preserve">Entonces como tenemos la información </w:t>
+            </w:r>
+            <w:r>
+              <w:t>solamente</w:t>
+            </w:r>
+            <w:r>
+              <w:t xml:space="preserve"> </w:t>
+            </w:r>
+            <w:r>
+              <w:t>del año 2023 y 2024</w:t>
             </w:r>
             <w:r>
               <w:t xml:space="preserve">, lo primero que vamos a hacer es calcular las cuentas por cobrar promedio </w:t>
@@ -4921,13 +5006,25 @@
               <w:t xml:space="preserve">entonces esa la vamos a dejar entre paréntesis y le vamos a sumar </w:t>
             </w:r>
             <w:r>
-              <w:t xml:space="preserve">el valor de las cuentas por cobrar del año 2024 </w:t>
+              <w:t>el valor de las cuentas por cobrar del año 2024</w:t>
+            </w:r>
+            <w:r>
+              <w:t>,</w:t>
+            </w:r>
+            <w:r>
+              <w:t xml:space="preserve"> </w:t>
             </w:r>
             <w:r>
               <w:t xml:space="preserve">cerramos el paréntesis y para hallar un promedio </w:t>
             </w:r>
             <w:r>
-              <w:t xml:space="preserve">simple, pues como tenemos solamente dos datos </w:t>
+              <w:t>simple, pues como tenemos solamente dos datos</w:t>
+            </w:r>
+            <w:r>
+              <w:t>,</w:t>
+            </w:r>
+            <w:r>
+              <w:t xml:space="preserve"> </w:t>
             </w:r>
             <w:r>
               <w:t xml:space="preserve">lo que hacemos es </w:t>
@@ -4957,13 +5054,28 @@
               <w:spacing w:before="160" w:after="120" w:line="360" w:lineRule="auto"/>
             </w:pPr>
             <w:r>
-              <w:t>Entonces nos está diciendo que en promedio las cuentas por cobrar de esta empresa son 23 millones 14</w:t>
-            </w:r>
-            <w:r>
-              <w:t xml:space="preserve">4 mil </w:t>
-            </w:r>
-            <w:r>
-              <w:t>pesos, eso lo aplicamos para los dos años.</w:t>
+              <w:t>Entonces nos está diciendo que en promedio las cuentas por cobrar de esta empresa son 23</w:t>
+            </w:r>
+            <w:r>
+              <w:t>.</w:t>
+            </w:r>
+            <w:r>
+              <w:t>14</w:t>
+            </w:r>
+            <w:r>
+              <w:t>4</w:t>
+            </w:r>
+            <w:r>
+              <w:t xml:space="preserve">.000 </w:t>
+            </w:r>
+            <w:r>
+              <w:t>pesos, es</w:t>
+            </w:r>
+            <w:r>
+              <w:t xml:space="preserve">e valor </w:t>
+            </w:r>
+            <w:r>
+              <w:t>lo aplicamos para los dos años.</w:t>
             </w:r>
           </w:p>
           <w:p>
@@ -4982,7 +5094,19 @@
               <w:t xml:space="preserve">hora sí, teniendo en cuenta </w:t>
             </w:r>
             <w:r>
-              <w:t xml:space="preserve">que el indicador es las ventas que es una cuenta del estado de resultados dividido en las cuentas por cobrar que es una cuenta del balance general, </w:t>
+              <w:t>que el indicador es las ventas</w:t>
+            </w:r>
+            <w:r>
+              <w:t>,</w:t>
+            </w:r>
+            <w:r>
+              <w:t xml:space="preserve"> que es una cuenta del estado de resultados dividido en las cuentas por cobrar</w:t>
+            </w:r>
+            <w:r>
+              <w:t>,</w:t>
+            </w:r>
+            <w:r>
+              <w:t xml:space="preserve"> que es una cuenta del balance general, </w:t>
             </w:r>
             <w:r>
               <w:t xml:space="preserve">es una forma fácil de recordar </w:t>
@@ -5016,13 +5140,49 @@
               <w:t>a estados financieros, buscamos acá el valor de las ventas</w:t>
             </w:r>
             <w:r>
-              <w:t>, el total de las ventas son 291 millones 73 mil pesos que está ubicado en la celda B70 y lo divididos en lo que acabamos de calcu</w:t>
+              <w:t>, el total de las ventas son 291</w:t>
+            </w:r>
+            <w:r>
+              <w:t>.0</w:t>
+            </w:r>
+            <w:r>
+              <w:t>73</w:t>
+            </w:r>
+            <w:r>
+              <w:t>.000</w:t>
+            </w:r>
+            <w:r>
+              <w:t xml:space="preserve"> pesos que está ubicado en la celda B</w:t>
+            </w:r>
+            <w:r>
+              <w:t>6</w:t>
+            </w:r>
+            <w:r>
+              <w:t>0 y lo divididos en lo que acabamos de calcu</w:t>
             </w:r>
             <w:r>
               <w:t xml:space="preserve">lar </w:t>
             </w:r>
             <w:r>
-              <w:t>que son cuentas por cobrar promedio que lo tenemos aquí en este caso</w:t>
+              <w:t xml:space="preserve">que </w:t>
+            </w:r>
+            <w:r>
+              <w:t>era</w:t>
+            </w:r>
+            <w:r>
+              <w:t>n</w:t>
+            </w:r>
+            <w:r>
+              <w:t xml:space="preserve"> las</w:t>
+            </w:r>
+            <w:r>
+              <w:t xml:space="preserve"> cuentas por cobrar promedio</w:t>
+            </w:r>
+            <w:r>
+              <w:t>,</w:t>
+            </w:r>
+            <w:r>
+              <w:t xml:space="preserve"> que lo tenemos aquí en este caso</w:t>
             </w:r>
             <w:r>
               <w:t xml:space="preserve"> </w:t>
@@ -5061,13 +5221,25 @@
               <w:t xml:space="preserve">Entonces me está diciendo que las cuentas por cobrar o la rotación de cartera </w:t>
             </w:r>
             <w:r>
-              <w:t>es de 12.58 veces en el año Aquí buscamos tener el m</w:t>
+              <w:t>es de 12.58 veces en el año</w:t>
+            </w:r>
+            <w:r>
+              <w:t>, a</w:t>
+            </w:r>
+            <w:r>
+              <w:t>quí buscamos tener el m</w:t>
             </w:r>
             <w:r>
               <w:t>a</w:t>
             </w:r>
             <w:r>
-              <w:t>yor número de veces para disminuir e</w:t>
+              <w:t xml:space="preserve">yor número de veces </w:t>
+            </w:r>
+            <w:r>
+              <w:t xml:space="preserve">posible </w:t>
+            </w:r>
+            <w:r>
+              <w:t>para disminuir e</w:t>
             </w:r>
             <w:r>
               <w:t>n e</w:t>
@@ -5076,13 +5248,43 @@
               <w:t>l número de días</w:t>
             </w:r>
             <w:r>
+              <w:t>,</w:t>
+            </w:r>
+            <w:r>
               <w:t xml:space="preserve"> que ahorita lo vamos a calcular, el período promedio de cobro</w:t>
             </w:r>
             <w:r>
-              <w:t xml:space="preserve"> ¿por qué? Poque en la medida que </w:t>
-            </w:r>
-            <w:r>
-              <w:t xml:space="preserve">tenga un periodo promedio de cobro inferior voy a incrementar la liquidez de la empresa </w:t>
+              <w:t>,</w:t>
+            </w:r>
+            <w:r>
+              <w:t xml:space="preserve"> ¿por qué? </w:t>
+            </w:r>
+            <w:r>
+              <w:t>p</w:t>
+            </w:r>
+            <w:r>
+              <w:t>o</w:t>
+            </w:r>
+            <w:r>
+              <w:t>r</w:t>
+            </w:r>
+            <w:r>
+              <w:t xml:space="preserve">que en la medida que </w:t>
+            </w:r>
+            <w:r>
+              <w:t>tenga un periodo promedio de cobro inferior</w:t>
+            </w:r>
+            <w:r>
+              <w:t>,</w:t>
+            </w:r>
+            <w:r>
+              <w:t xml:space="preserve"> voy a incrementar la liquidez de la empresa</w:t>
+            </w:r>
+            <w:r>
+              <w:t>,</w:t>
+            </w:r>
+            <w:r>
+              <w:t xml:space="preserve"> </w:t>
             </w:r>
             <w:r>
               <w:t xml:space="preserve">porque voy a recuperar de forma más rápida la cartera que se está ofreciendo </w:t>
@@ -5124,13 +5326,31 @@
               <w:spacing w:before="160" w:after="120" w:line="360" w:lineRule="auto"/>
             </w:pPr>
             <w:r>
-              <w:t xml:space="preserve">Ahora, el período promedio de cobro para calcularlo es muy sencillo </w:t>
-            </w:r>
-            <w:r>
-              <w:t>utilizamos como numerador la cantidad de días que tiene el año</w:t>
-            </w:r>
-            <w:r>
-              <w:t xml:space="preserve">, en este caso año comercial de 360 </w:t>
+              <w:t>Ahora, el período promedio de cobro para calcularlo es muy sencillo</w:t>
+            </w:r>
+            <w:r>
+              <w:t>,</w:t>
+            </w:r>
+            <w:r>
+              <w:t xml:space="preserve"> </w:t>
+            </w:r>
+            <w:r>
+              <w:t xml:space="preserve">utilizamos como numerador </w:t>
+            </w:r>
+            <w:r>
+              <w:t xml:space="preserve">el valor de </w:t>
+            </w:r>
+            <w:r>
+              <w:t>la cantidad de días que tiene el año</w:t>
+            </w:r>
+            <w:r>
+              <w:t>, en este caso año comercial de 360</w:t>
+            </w:r>
+            <w:r>
+              <w:t>,</w:t>
+            </w:r>
+            <w:r>
+              <w:t xml:space="preserve"> </w:t>
             </w:r>
             <w:r>
               <w:t xml:space="preserve">lo dividimos en el número de veces de la rotación de cartera </w:t>
@@ -5148,7 +5368,13 @@
               <w:t>á</w:t>
             </w:r>
             <w:r>
-              <w:t xml:space="preserve"> cobrando en promedio y para el año 2024 </w:t>
+              <w:t xml:space="preserve"> cobrando en promedio</w:t>
+            </w:r>
+            <w:r>
+              <w:t>,</w:t>
+            </w:r>
+            <w:r>
+              <w:t xml:space="preserve"> y para el año 2024 </w:t>
             </w:r>
             <w:r>
               <w:t>vamos a ver el cálculo</w:t>
@@ -5172,7 +5398,13 @@
               <w:t>,</w:t>
             </w:r>
             <w:r>
-              <w:t xml:space="preserve"> ya no cada 29 días sino 26 días.</w:t>
+              <w:t xml:space="preserve"> ya no cada 29 días</w:t>
+            </w:r>
+            <w:r>
+              <w:t>,</w:t>
+            </w:r>
+            <w:r>
+              <w:t xml:space="preserve"> sino 26 días.</w:t>
             </w:r>
           </w:p>
           <w:p>
@@ -5200,7 +5432,13 @@
               <w:t>é</w:t>
             </w:r>
             <w:r>
-              <w:t xml:space="preserve"> haciendo el indicador de rotación de cartera</w:t>
+              <w:t xml:space="preserve"> </w:t>
+            </w:r>
+            <w:r>
+              <w:t xml:space="preserve">aquí en el </w:t>
+            </w:r>
+            <w:r>
+              <w:t>indicador de rotación de cartera</w:t>
             </w:r>
             <w:r>
               <w:t>,</w:t>
@@ -5551,14 +5789,32 @@
               <w:t xml:space="preserve">vamos a buscar en el estado de resultados el valor de la utilidad neta </w:t>
             </w:r>
             <w:r>
-              <w:t xml:space="preserve">aquí tenemos que son 46 millones 848 mil pesos </w:t>
-            </w:r>
-            <w:r>
-              <w:t xml:space="preserve">y lo </w:t>
+              <w:t>aquí tenemos que son 46</w:t>
+            </w:r>
+            <w:r>
+              <w:t>.</w:t>
+            </w:r>
+            <w:r>
+              <w:t>848</w:t>
+            </w:r>
+            <w:r>
+              <w:t>.000</w:t>
+            </w:r>
+            <w:r>
+              <w:t xml:space="preserve"> pesos </w:t>
+            </w:r>
+            <w:r>
+              <w:t xml:space="preserve">y lo dividimos en el </w:t>
             </w:r>
             <w:r>
               <w:lastRenderedPageBreak/>
-              <w:t xml:space="preserve">dividimos en el total de las ventas que 291 millones de pesos </w:t>
+              <w:t>total de las ventas que 291</w:t>
+            </w:r>
+            <w:r>
+              <w:t>.000.000</w:t>
+            </w:r>
+            <w:r>
+              <w:t xml:space="preserve"> de pesos </w:t>
             </w:r>
             <w:r>
               <w:t>eso nos da un valor de 0.1610</w:t>
@@ -5918,26 +6174,7 @@
               <w:rPr>
                 <w:rStyle w:val="tabchar"/>
               </w:rPr>
-              <w:t xml:space="preserve"> </w:t>
-            </w:r>
-            <w:r>
-              <w:rPr>
-                <w:rStyle w:val="normaltextrun"/>
-                <w:rFonts w:asciiTheme="minorHAnsi" w:hAnsiTheme="minorHAnsi" w:cstheme="minorHAnsi"/>
-                <w:szCs w:val="28"/>
-                <w:lang w:val="es-ES"/>
-              </w:rPr>
-              <w:t>7</w:t>
-            </w:r>
-            <w:r>
-              <w:rPr>
-                <w:rStyle w:val="eop"/>
-                <w:rFonts w:asciiTheme="minorHAnsi" w:hAnsiTheme="minorHAnsi" w:cstheme="minorHAnsi"/>
-                <w:b/>
-                <w:bCs/>
-                <w:szCs w:val="28"/>
-              </w:rPr>
-              <w:t> </w:t>
+              <w:t>.</w:t>
             </w:r>
           </w:p>
         </w:tc>
@@ -6031,7 +6268,7 @@
                 <w:bCs/>
                 <w:szCs w:val="28"/>
               </w:rPr>
-              <w:t> </w:t>
+              <w:t>.</w:t>
             </w:r>
           </w:p>
         </w:tc>
@@ -6055,7 +6292,23 @@
                   <w:rFonts w:asciiTheme="minorHAnsi" w:hAnsiTheme="minorHAnsi" w:cstheme="minorHAnsi"/>
                   <w:szCs w:val="28"/>
                 </w:rPr>
-                <w:t>https://youtu.be/36F4nXHgV9k</w:t>
+                <w:t>https://</w:t>
+              </w:r>
+              <w:r>
+                <w:rPr>
+                  <w:rStyle w:val="Hipervnculo"/>
+                  <w:rFonts w:asciiTheme="minorHAnsi" w:hAnsiTheme="minorHAnsi" w:cstheme="minorHAnsi"/>
+                  <w:szCs w:val="28"/>
+                </w:rPr>
+                <w:t>y</w:t>
+              </w:r>
+              <w:r>
+                <w:rPr>
+                  <w:rStyle w:val="Hipervnculo"/>
+                  <w:rFonts w:asciiTheme="minorHAnsi" w:hAnsiTheme="minorHAnsi" w:cstheme="minorHAnsi"/>
+                  <w:szCs w:val="28"/>
+                </w:rPr>
+                <w:t>outu.be/36F4nXHgV9k</w:t>
               </w:r>
             </w:hyperlink>
           </w:p>
@@ -6088,12 +6341,10 @@
             <w:r>
               <w:rPr>
                 <w:rStyle w:val="eop"/>
-                <w:rFonts w:asciiTheme="minorHAnsi" w:hAnsiTheme="minorHAnsi" w:cstheme="minorHAnsi"/>
                 <w:b/>
                 <w:bCs/>
-                <w:szCs w:val="28"/>
-              </w:rPr>
-              <w:t> </w:t>
+              </w:rPr>
+              <w:t>.</w:t>
             </w:r>
           </w:p>
         </w:tc>
@@ -6183,7 +6434,7 @@
                 <w:bCs/>
                 <w:szCs w:val="28"/>
               </w:rPr>
-              <w:t> </w:t>
+              <w:t>.</w:t>
             </w:r>
           </w:p>
         </w:tc>
@@ -6314,12 +6565,10 @@
             <w:r>
               <w:rPr>
                 <w:rStyle w:val="eop"/>
-                <w:rFonts w:asciiTheme="minorHAnsi" w:hAnsiTheme="minorHAnsi" w:cstheme="minorHAnsi"/>
                 <w:b/>
                 <w:bCs/>
-                <w:szCs w:val="28"/>
-              </w:rPr>
-              <w:t> </w:t>
+              </w:rPr>
+              <w:t>.</w:t>
             </w:r>
           </w:p>
         </w:tc>
@@ -6413,7 +6662,7 @@
                 <w:bCs/>
                 <w:szCs w:val="28"/>
               </w:rPr>
-              <w:t> </w:t>
+              <w:t>.</w:t>
             </w:r>
           </w:p>
         </w:tc>
@@ -6488,14 +6737,6 @@
         </w:tc>
       </w:tr>
     </w:tbl>
-    <w:p>
-      <w:pPr>
-        <w:spacing w:before="0" w:after="0"/>
-        <w:rPr>
-          <w:lang w:val="es-419" w:eastAsia="es-CO"/>
-        </w:rPr>
-      </w:pPr>
-    </w:p>
     <w:p>
       <w:pPr>
         <w:spacing w:before="0" w:after="0"/>
@@ -16630,13 +16871,13 @@
 </file>
 
 <file path=customXml/itemProps2.xml><?xml version="1.0" encoding="utf-8"?>
-<ds:datastoreItem xmlns:ds="http://schemas.openxmlformats.org/officeDocument/2006/customXml" ds:itemID="{DB5972CF-A155-481B-BBF4-CAE57189C74C}"/>
+<ds:datastoreItem xmlns:ds="http://schemas.openxmlformats.org/officeDocument/2006/customXml" ds:itemID="{2CEDE44A-C434-4B01-AC1E-D08EDFAF473D}"/>
 </file>
 
 <file path=customXml/itemProps3.xml><?xml version="1.0" encoding="utf-8"?>
-<ds:datastoreItem xmlns:ds="http://schemas.openxmlformats.org/officeDocument/2006/customXml" ds:itemID="{9CA5FF28-60CC-48DF-9697-259EB69A3105}"/>
+<ds:datastoreItem xmlns:ds="http://schemas.openxmlformats.org/officeDocument/2006/customXml" ds:itemID="{29892262-71A4-46EA-B568-D396881F9A25}"/>
 </file>
 
 <file path=customXml/itemProps4.xml><?xml version="1.0" encoding="utf-8"?>
-<ds:datastoreItem xmlns:ds="http://schemas.openxmlformats.org/officeDocument/2006/customXml" ds:itemID="{387D3385-44C0-4EA1-B822-422A17D051AC}"/>
+<ds:datastoreItem xmlns:ds="http://schemas.openxmlformats.org/officeDocument/2006/customXml" ds:itemID="{C6622970-0305-443D-9AED-885050BAA4D6}"/>
 </file>
--- a/fuentes/CFA_03_12350004_DU.docx
+++ b/fuentes/CFA_03_12350004_DU.docx
@@ -557,9 +557,9 @@
         <w:br w:type="page"/>
       </w:r>
     </w:p>
-    <w:bookmarkStart w:id="0" w:name="_Toc201749436" w:displacedByCustomXml="next"/>
+    <w:bookmarkStart w:id="0" w:name="_Toc197031159" w:displacedByCustomXml="next"/>
     <w:bookmarkStart w:id="1" w:name="_Toc197406375" w:displacedByCustomXml="next"/>
-    <w:bookmarkStart w:id="2" w:name="_Toc197031159" w:displacedByCustomXml="next"/>
+    <w:bookmarkStart w:id="2" w:name="_Toc201749436" w:displacedByCustomXml="next"/>
     <w:sdt>
       <w:sdtPr>
         <w:rPr>
@@ -2380,23 +2380,7 @@
           <w:b/>
           <w:bCs/>
         </w:rPr>
-        <w:t>=</w:t>
-      </w:r>
-      <w:proofErr w:type="gramStart"/>
-      <w:r>
-        <w:rPr>
-          <w:b/>
-          <w:bCs/>
-        </w:rPr>
-        <w:t>SUMA(</w:t>
-      </w:r>
-      <w:proofErr w:type="gramEnd"/>
-      <w:r>
-        <w:rPr>
-          <w:b/>
-          <w:bCs/>
-        </w:rPr>
-        <w:t>rango)</w:t>
+        <w:t>=SUMA(rango)</w:t>
       </w:r>
     </w:p>
     <w:p>
@@ -2425,23 +2409,7 @@
           <w:b/>
           <w:bCs/>
         </w:rPr>
-        <w:t>=</w:t>
-      </w:r>
-      <w:proofErr w:type="gramStart"/>
-      <w:r>
-        <w:rPr>
-          <w:b/>
-          <w:bCs/>
-        </w:rPr>
-        <w:t>PROMEDIO(</w:t>
-      </w:r>
-      <w:proofErr w:type="gramEnd"/>
-      <w:r>
-        <w:rPr>
-          <w:b/>
-          <w:bCs/>
-        </w:rPr>
-        <w:t>rango)</w:t>
+        <w:t>=PROMEDIO(rango)</w:t>
       </w:r>
     </w:p>
     <w:p>
@@ -2470,23 +2438,7 @@
           <w:b/>
           <w:bCs/>
         </w:rPr>
-        <w:t>=</w:t>
-      </w:r>
-      <w:proofErr w:type="gramStart"/>
-      <w:r>
-        <w:rPr>
-          <w:b/>
-          <w:bCs/>
-        </w:rPr>
-        <w:t>MAX(</w:t>
-      </w:r>
-      <w:proofErr w:type="gramEnd"/>
-      <w:r>
-        <w:rPr>
-          <w:b/>
-          <w:bCs/>
-        </w:rPr>
-        <w:t>rango)</w:t>
+        <w:t>=MAX(rango)</w:t>
       </w:r>
     </w:p>
     <w:p>
@@ -2515,23 +2467,7 @@
           <w:b/>
           <w:bCs/>
         </w:rPr>
-        <w:t>=</w:t>
-      </w:r>
-      <w:proofErr w:type="gramStart"/>
-      <w:r>
-        <w:rPr>
-          <w:b/>
-          <w:bCs/>
-        </w:rPr>
-        <w:t>MIN(</w:t>
-      </w:r>
-      <w:proofErr w:type="gramEnd"/>
-      <w:r>
-        <w:rPr>
-          <w:b/>
-          <w:bCs/>
-        </w:rPr>
-        <w:t>rango)</w:t>
+        <w:t>=MIN(rango)</w:t>
       </w:r>
     </w:p>
     <w:p>
@@ -2556,23 +2492,7 @@
           <w:b/>
           <w:bCs/>
         </w:rPr>
-        <w:t>=</w:t>
-      </w:r>
-      <w:proofErr w:type="gramStart"/>
-      <w:r>
-        <w:rPr>
-          <w:b/>
-          <w:bCs/>
-        </w:rPr>
-        <w:t>REDONDEAR(</w:t>
-      </w:r>
-      <w:proofErr w:type="gramEnd"/>
-      <w:r>
-        <w:rPr>
-          <w:b/>
-          <w:bCs/>
-        </w:rPr>
-        <w:t xml:space="preserve">valor; </w:t>
+        <w:t xml:space="preserve">=REDONDEAR(valor; </w:t>
       </w:r>
       <w:proofErr w:type="spellStart"/>
       <w:r>
@@ -2926,15 +2846,7 @@
         <w:ind w:left="1429" w:firstLine="0"/>
       </w:pPr>
       <w:r>
-        <w:t>=</w:t>
-      </w:r>
-      <w:proofErr w:type="gramStart"/>
-      <w:r>
-        <w:t>SUMA(</w:t>
-      </w:r>
-      <w:proofErr w:type="gramEnd"/>
-      <w:r>
-        <w:t>B2:B4)</w:t>
+        <w:t>=SUMA(B2:B4)</w:t>
       </w:r>
     </w:p>
     <w:p>
@@ -2972,15 +2884,7 @@
         <w:ind w:left="1429" w:firstLine="0"/>
       </w:pPr>
       <w:r>
-        <w:t>=</w:t>
-      </w:r>
-      <w:proofErr w:type="gramStart"/>
-      <w:r>
-        <w:t>PROMEDIO(</w:t>
-      </w:r>
-      <w:proofErr w:type="gramEnd"/>
-      <w:r>
-        <w:t>B2:B4)</w:t>
+        <w:t>=PROMEDIO(B2:B4)</w:t>
       </w:r>
     </w:p>
     <w:p>
@@ -3899,23 +3803,7 @@
             <w:b/>
             <w:color w:val="002060"/>
           </w:rPr>
-          <w:t>Enlace de reproduc</w:t>
-        </w:r>
-        <w:r>
-          <w:rPr>
-            <w:rStyle w:val="Hipervnculo"/>
-            <w:b/>
-            <w:color w:val="002060"/>
-          </w:rPr>
-          <w:t>c</w:t>
-        </w:r>
-        <w:r>
-          <w:rPr>
-            <w:rStyle w:val="Hipervnculo"/>
-            <w:b/>
-            <w:color w:val="002060"/>
-          </w:rPr>
-          <w:t>ión del video</w:t>
+          <w:t>Enlace de reproducción del video</w:t>
         </w:r>
       </w:hyperlink>
     </w:p>
@@ -4151,7 +4039,13 @@
               <w:t xml:space="preserve"> y </w:t>
             </w:r>
             <w:r>
-              <w:t xml:space="preserve">nos 1.04, como tenemos </w:t>
+              <w:t xml:space="preserve">nos </w:t>
+            </w:r>
+            <w:r>
+              <w:t xml:space="preserve">da </w:t>
+            </w:r>
+            <w:r>
+              <w:t xml:space="preserve">1.04, como tenemos </w:t>
             </w:r>
             <w:r>
               <w:t xml:space="preserve">la información del año 2024 </w:t>
@@ -4175,10 +4069,13 @@
               <w:t xml:space="preserve">la pegamos en la celda </w:t>
             </w:r>
             <w:r>
-              <w:t>B</w:t>
-            </w:r>
-            <w:r>
-              <w:t>3, entonces lo que hicimos en la celda B3 lo hacemos en la celda B</w:t>
+              <w:t>C</w:t>
+            </w:r>
+            <w:r>
+              <w:t xml:space="preserve">3, entonces lo que hicimos en la celda B3 lo hacemos en la celda </w:t>
+            </w:r>
+            <w:r>
+              <w:t>C</w:t>
             </w:r>
             <w:r>
               <w:t>3</w:t>
@@ -4712,15 +4609,7 @@
     </w:p>
     <w:p>
       <w:r>
-        <w:t>En Excel, se toman las ventas anuales a crédito (por ejemplo, D20) y el promedio de cuentas por cobrar entre dos periodos (por ejemplo, (E15 + F</w:t>
-      </w:r>
-      <w:proofErr w:type="gramStart"/>
-      <w:r>
-        <w:t>15)/</w:t>
-      </w:r>
-      <w:proofErr w:type="gramEnd"/>
-      <w:r>
-        <w:t>2), utilizando la fórmula =D20/((E15+F15)/2). Un valor más alto indica que la empresa recupera rápidamente sus cuentas, lo cual mejora la liquidez y reduce el riesgo de incobrabilidad. Para CINE FUTURO, esta rotación es esencial, dado su modelo de ingresos recurrentes.</w:t>
+        <w:t>En Excel, se toman las ventas anuales a crédito (por ejemplo, D20) y el promedio de cuentas por cobrar entre dos periodos (por ejemplo, (E15 + F15)/2), utilizando la fórmula =D20/((E15+F15)/2). Un valor más alto indica que la empresa recupera rápidamente sus cuentas, lo cual mejora la liquidez y reduce el riesgo de incobrabilidad. Para CINE FUTURO, esta rotación es esencial, dado su modelo de ingresos recurrentes.</w:t>
       </w:r>
     </w:p>
     <w:p>
@@ -4966,10 +4855,7 @@
               <w:t xml:space="preserve">Entonces como tenemos la información </w:t>
             </w:r>
             <w:r>
-              <w:t>solamente</w:t>
-            </w:r>
-            <w:r>
-              <w:t xml:space="preserve"> </w:t>
+              <w:t xml:space="preserve">solamente </w:t>
             </w:r>
             <w:r>
               <w:t>del año 2023 y 2024</w:t>
@@ -6292,23 +6178,7 @@
                   <w:rFonts w:asciiTheme="minorHAnsi" w:hAnsiTheme="minorHAnsi" w:cstheme="minorHAnsi"/>
                   <w:szCs w:val="28"/>
                 </w:rPr>
-                <w:t>https://</w:t>
-              </w:r>
-              <w:r>
-                <w:rPr>
-                  <w:rStyle w:val="Hipervnculo"/>
-                  <w:rFonts w:asciiTheme="minorHAnsi" w:hAnsiTheme="minorHAnsi" w:cstheme="minorHAnsi"/>
-                  <w:szCs w:val="28"/>
-                </w:rPr>
-                <w:t>y</w:t>
-              </w:r>
-              <w:r>
-                <w:rPr>
-                  <w:rStyle w:val="Hipervnculo"/>
-                  <w:rFonts w:asciiTheme="minorHAnsi" w:hAnsiTheme="minorHAnsi" w:cstheme="minorHAnsi"/>
-                  <w:szCs w:val="28"/>
-                </w:rPr>
-                <w:t>outu.be/36F4nXHgV9k</w:t>
+                <w:t>https://youtu.be/36F4nXHgV9k</w:t>
               </w:r>
             </w:hyperlink>
           </w:p>
@@ -6595,7 +6465,6 @@
               </w:rPr>
               <w:t xml:space="preserve">Mariño Puentes G. E. (2025). </w:t>
             </w:r>
-            <w:proofErr w:type="gramStart"/>
             <w:r>
               <w:rPr>
                 <w:rStyle w:val="normaltextrun"/>
@@ -6605,19 +6474,7 @@
                 <w:szCs w:val="28"/>
                 <w:lang w:val="es-ES"/>
               </w:rPr>
-              <w:t>Formato indicadores</w:t>
-            </w:r>
-            <w:proofErr w:type="gramEnd"/>
-            <w:r>
-              <w:rPr>
-                <w:rStyle w:val="normaltextrun"/>
-                <w:rFonts w:asciiTheme="minorHAnsi" w:hAnsiTheme="minorHAnsi" w:cstheme="minorHAnsi"/>
-                <w:i/>
-                <w:iCs/>
-                <w:szCs w:val="28"/>
-                <w:lang w:val="es-ES"/>
-              </w:rPr>
-              <w:t>.</w:t>
+              <w:t>Formato indicadores.</w:t>
             </w:r>
             <w:r>
               <w:rPr>
@@ -7902,7 +7759,25 @@
                 <w:sz w:val="28"/>
                 <w:szCs w:val="28"/>
               </w:rPr>
-              <w:t>Lina Marcela Manchego</w:t>
+              <w:t xml:space="preserve">Lina Marcela </w:t>
+            </w:r>
+            <w:r>
+              <w:rPr>
+                <w:rStyle w:val="normaltextrun"/>
+                <w:rFonts w:asciiTheme="minorHAnsi" w:hAnsiTheme="minorHAnsi" w:cstheme="minorHAnsi"/>
+                <w:sz w:val="28"/>
+                <w:szCs w:val="28"/>
+              </w:rPr>
+              <w:t xml:space="preserve">Pérez </w:t>
+            </w:r>
+            <w:r>
+              <w:rPr>
+                <w:rStyle w:val="normaltextrun"/>
+                <w:rFonts w:asciiTheme="minorHAnsi" w:hAnsiTheme="minorHAnsi" w:cstheme="minorHAnsi"/>
+                <w:sz w:val="28"/>
+                <w:szCs w:val="28"/>
+              </w:rPr>
+              <w:t>Manchego</w:t>
             </w:r>
             <w:r>
               <w:rPr>
@@ -16871,13 +16746,13 @@
 </file>
 
 <file path=customXml/itemProps2.xml><?xml version="1.0" encoding="utf-8"?>
-<ds:datastoreItem xmlns:ds="http://schemas.openxmlformats.org/officeDocument/2006/customXml" ds:itemID="{2CEDE44A-C434-4B01-AC1E-D08EDFAF473D}"/>
+<ds:datastoreItem xmlns:ds="http://schemas.openxmlformats.org/officeDocument/2006/customXml" ds:itemID="{A8D57CDE-D88E-4DB7-AF32-90F6A23D6792}"/>
 </file>
 
 <file path=customXml/itemProps3.xml><?xml version="1.0" encoding="utf-8"?>
-<ds:datastoreItem xmlns:ds="http://schemas.openxmlformats.org/officeDocument/2006/customXml" ds:itemID="{29892262-71A4-46EA-B568-D396881F9A25}"/>
+<ds:datastoreItem xmlns:ds="http://schemas.openxmlformats.org/officeDocument/2006/customXml" ds:itemID="{6F0E2C37-2A22-44A0-9244-5181856F3A4B}"/>
 </file>
 
 <file path=customXml/itemProps4.xml><?xml version="1.0" encoding="utf-8"?>
-<ds:datastoreItem xmlns:ds="http://schemas.openxmlformats.org/officeDocument/2006/customXml" ds:itemID="{C6622970-0305-443D-9AED-885050BAA4D6}"/>
+<ds:datastoreItem xmlns:ds="http://schemas.openxmlformats.org/officeDocument/2006/customXml" ds:itemID="{EB19CF3B-697C-4353-BB31-D437BD79773E}"/>
 </file>